--- a/MAU BB TO TUNG/BAN ĐẦU/5. Biên bản làm việc kiểm tra đt 146-128.docx
+++ b/MAU BB TO TUNG/BAN ĐẦU/5. Biên bản làm việc kiểm tra đt 146-128.docx
@@ -1243,62 +1243,31 @@
         <w:rPr>
           <w:noProof/>
         </w:rPr>
-        <w:t>“</w:t>
+        <w:t>{</w:t>
       </w:r>
       <w:r>
         <w:rPr>
           <w:noProof/>
         </w:rPr>
-        <w:t>{hanh_vi_vi_pham}</w:t>
-      </w:r>
-      <w:r>
-        <w:rPr>
-          <w:rFonts w:eastAsia="Times New Roman"/>
-          <w:spacing w:val="-2"/>
-        </w:rPr>
-        <w:t>”</w:t>
-      </w:r>
-      <w:r>
-        <w:rPr>
-          <w:rFonts w:eastAsia="Times New Roman"/>
-          <w:spacing w:val="-2"/>
-        </w:rPr>
-        <w:t xml:space="preserve"> do công an phường Tân Bình phát hiện ngày </w:t>
-      </w:r>
-      <w:r>
-        <w:rPr>
-          <w:rFonts w:eastAsia="Times New Roman"/>
-          <w:spacing w:val="-2"/>
-        </w:rPr>
-        <w:t>{ngay_xay_ra</w:t>
-      </w:r>
-      <w:r>
-        <w:rPr>
-          <w:rFonts w:eastAsia="Times New Roman"/>
-          <w:spacing w:val="-2"/>
-        </w:rPr>
-        <w:t>_short</w:t>
-      </w:r>
-      <w:r>
-        <w:rPr>
-          <w:rFonts w:eastAsia="Times New Roman"/>
-          <w:spacing w:val="-2"/>
+        <w:t>ghi</w:t>
+      </w:r>
+      <w:r>
+        <w:rPr>
+          <w:noProof/>
+        </w:rPr>
+        <w:t>_</w:t>
+      </w:r>
+      <w:r>
+        <w:rPr>
+          <w:noProof/>
+        </w:rPr>
+        <w:t>chu</w:t>
+      </w:r>
+      <w:r>
+        <w:rPr>
+          <w:noProof/>
         </w:rPr>
         <w:t>}</w:t>
-      </w:r>
-      <w:r>
-        <w:rPr>
-          <w:rFonts w:eastAsia="Times New Roman"/>
-          <w:spacing w:val="-2"/>
-        </w:rPr>
-        <w:t xml:space="preserve"> tại </w:t>
-      </w:r>
-      <w:r>
-        <w:rPr>
-          <w:rFonts w:eastAsia="Times New Roman"/>
-          <w:spacing w:val="-2"/>
-        </w:rPr>
-        <w:t>{noi_xay_ra}</w:t>
       </w:r>
       <w:r>
         <w:rPr>
